--- a/docs/content/ancova/ancova_lecture.docx
+++ b/docs/content/ancova/ancova_lecture.docx
@@ -2045,13 +2045,13 @@
       </w:r>
     </w:p>
     <w:bookmarkEnd w:id="35"/>
-    <w:bookmarkStart w:id="36" w:name="building-the-ancova-model-in-r-1"/>
+    <w:bookmarkStart w:id="36" w:name="Xe33eaa4aa2fb4edaef5ea450313361e2cd0ee64"/>
     <w:p>
       <w:pPr>
         <w:pStyle w:val="Heading2"/>
       </w:pPr>
       <w:r>
-        <w:t xml:space="preserve">Building the ANCOVA Model in R</w:t>
+        <w:t xml:space="preserve">Building the ANCOVA Model in R — The Two Formulas</w:t>
       </w:r>
     </w:p>
     <w:p>
@@ -2158,13 +2158,13 @@
       </w:r>
     </w:p>
     <w:bookmarkEnd w:id="36"/>
-    <w:bookmarkStart w:id="37" w:name="ancova-in-r-the-3-step-workflow"/>
+    <w:bookmarkStart w:id="37" w:name="ancova-in-r-workflow-steps-1-and-2"/>
     <w:p>
       <w:pPr>
         <w:pStyle w:val="Heading2"/>
       </w:pPr>
       <w:r>
-        <w:t xml:space="preserve">ANCOVA in R: The 3-Step Workflow</w:t>
+        <w:t xml:space="preserve">ANCOVA in R: Workflow Steps 1 and 2</w:t>
       </w:r>
     </w:p>
     <w:p>
@@ -2490,13 +2490,13 @@
       </w:r>
     </w:p>
     <w:bookmarkEnd w:id="37"/>
-    <w:bookmarkStart w:id="38" w:name="ancova-in-r-the-3-step-workflow-1"/>
+    <w:bookmarkStart w:id="38" w:name="ancova-in-r-workflow-step-3"/>
     <w:p>
       <w:pPr>
         <w:pStyle w:val="Heading2"/>
       </w:pPr>
       <w:r>
-        <w:t xml:space="preserve">ANCOVA in R: The 3-Step Workflow</w:t>
+        <w:t xml:space="preserve">ANCOVA in R: Workflow Step 3</w:t>
       </w:r>
     </w:p>
     <w:p>
@@ -4115,13 +4115,13 @@
       </w:r>
     </w:p>
     <w:bookmarkEnd w:id="57"/>
-    <w:bookmarkStart w:id="58" w:name="X56cba9001b46857a8f317f9badb2b7704f6809c"/>
+    <w:bookmarkStart w:id="58" w:name="X469d8efc0458cfc2d69463d3d13f66343969f6c"/>
     <w:p>
       <w:pPr>
         <w:pStyle w:val="Heading2"/>
       </w:pPr>
       <w:r>
-        <w:t xml:space="preserve">Partridge Example: Step 1 - Test Homogeneity</w:t>
+        <w:t xml:space="preserve">Partridge Example: Steps 1–2 — Test Homogeneity of Slopes</w:t>
       </w:r>
     </w:p>
     <w:p>
@@ -4161,7 +4161,29 @@
         </w:numPr>
       </w:pPr>
       <w:r>
-        <w:t xml:space="preserve">The p-value for the interaction term (THORAX:treatment) is xl.</w:t>
+        <w:t xml:space="preserve">The p-value for the interaction term (</w:t>
+      </w:r>
+      <w:r>
+        <w:rPr>
+          <w:rStyle w:val="VerbatimChar"/>
+        </w:rPr>
+        <w:t xml:space="preserve">THORAX:treatment</w:t>
+      </w:r>
+      <w:r>
+        <w:t xml:space="preserve">) is</w:t>
+      </w:r>
+      <w:r>
+        <w:t xml:space="preserve"> </w:t>
+      </w:r>
+      <w:r>
+        <w:rPr>
+          <w:b/>
+          <w:bCs/>
+        </w:rPr>
+        <w:t xml:space="preserve">0.9844</w:t>
+      </w:r>
+      <w:r>
+        <w:t xml:space="preserve">.</w:t>
       </w:r>
     </w:p>
     <w:p>
@@ -4173,7 +4195,19 @@
         </w:numPr>
       </w:pPr>
       <w:r>
-        <w:t xml:space="preserve">Since this value is &gt; 0.05, we conclude the slopes are homogeneous.</w:t>
+        <w:t xml:space="preserve">Since this is well &gt; 0.05, we conclude the slopes are homogeneous — the</w:t>
+      </w:r>
+      <w:r>
+        <w:t xml:space="preserve"> </w:t>
+      </w:r>
+      <w:r>
+        <w:t xml:space="preserve">five treatment groups share a common relationship between thorax length</w:t>
+      </w:r>
+      <w:r>
+        <w:t xml:space="preserve"> </w:t>
+      </w:r>
+      <w:r>
+        <w:t xml:space="preserve">and longevity.</w:t>
       </w:r>
     </w:p>
     <w:p>
@@ -4527,13 +4561,13 @@
       </w:r>
     </w:p>
     <w:bookmarkEnd w:id="58"/>
-    <w:bookmarkStart w:id="59" w:name="partridge-example-step-3-ancova-analysis"/>
+    <w:bookmarkStart w:id="59" w:name="X5cea997f2fcfebd224e086c6eb39b3a53aec619"/>
     <w:p>
       <w:pPr>
         <w:pStyle w:val="Heading2"/>
       </w:pPr>
       <w:r>
-        <w:t xml:space="preserve">Partridge Example: Step 3 ANCOVA Analysis</w:t>
+        <w:t xml:space="preserve">Partridge Example: Step 3 — Fit the Additive ANCOVA</w:t>
       </w:r>
     </w:p>
     <w:p>
@@ -5042,7 +5076,7 @@
         <w:rPr>
           <w:rStyle w:val="DocumentationTok"/>
         </w:rPr>
-        <w:t xml:space="preserve">##  No females                        65.4 2.11 119     61.3     69.6</w:t>
+        <w:t xml:space="preserve">##  No females                        61.5 2.11 119     57.3     65.7</w:t>
       </w:r>
       <w:r>
         <w:br/>
@@ -5051,7 +5085,7 @@
         <w:rPr>
           <w:rStyle w:val="DocumentationTok"/>
         </w:rPr>
-        <w:t xml:space="preserve">##  One virgin female daily           61.5 2.11 119     57.3     65.7</w:t>
+        <w:t xml:space="preserve">##  One inseminated female daily      64.2 2.10 119     60.0     68.3</w:t>
       </w:r>
       <w:r>
         <w:br/>
@@ -5060,7 +5094,7 @@
         <w:rPr>
           <w:rStyle w:val="DocumentationTok"/>
         </w:rPr>
-        <w:t xml:space="preserve">##  Eight virgin females daily        64.2 2.10 119     60.0     68.3</w:t>
+        <w:t xml:space="preserve">##  Eight inseminated females daily   65.4 2.11 119     61.3     69.6</w:t>
       </w:r>
       <w:r>
         <w:br/>
@@ -5069,7 +5103,7 @@
         <w:rPr>
           <w:rStyle w:val="DocumentationTok"/>
         </w:rPr>
-        <w:t xml:space="preserve">##  One inseminated female daily      54.5 2.11 119     50.3     58.7</w:t>
+        <w:t xml:space="preserve">##  One virgin female daily           54.5 2.11 119     50.3     58.7</w:t>
       </w:r>
       <w:r>
         <w:br/>
@@ -5078,7 +5112,7 @@
         <w:rPr>
           <w:rStyle w:val="DocumentationTok"/>
         </w:rPr>
-        <w:t xml:space="preserve">##  Eight inseminated females daily   41.6 2.12 119     37.4     45.8</w:t>
+        <w:t xml:space="preserve">##  Eight virgin females daily        41.6 2.12 119     37.4     45.8</w:t>
       </w:r>
       <w:r>
         <w:br/>
@@ -5277,7 +5311,7 @@
         <w:rPr>
           <w:rStyle w:val="DocumentationTok"/>
         </w:rPr>
-        <w:t xml:space="preserve">##  No females - One virgin female daily                               3.93 3.00</w:t>
+        <w:t xml:space="preserve">##  No females - One inseminated female daily                         -2.65 2.98</w:t>
       </w:r>
       <w:r>
         <w:br/>
@@ -5286,7 +5320,7 @@
         <w:rPr>
           <w:rStyle w:val="DocumentationTok"/>
         </w:rPr>
-        <w:t xml:space="preserve">##  No females - Eight virgin females daily                            1.28 2.98</w:t>
+        <w:t xml:space="preserve">##  No females - Eight inseminated females daily                      -3.93 3.00</w:t>
       </w:r>
       <w:r>
         <w:br/>
@@ -5295,7 +5329,7 @@
         <w:rPr>
           <w:rStyle w:val="DocumentationTok"/>
         </w:rPr>
-        <w:t xml:space="preserve">##  No females - One inseminated female daily                         10.95 3.00</w:t>
+        <w:t xml:space="preserve">##  No females - One virgin female daily                               7.02 2.97</w:t>
       </w:r>
       <w:r>
         <w:br/>
@@ -5304,7 +5338,7 @@
         <w:rPr>
           <w:rStyle w:val="DocumentationTok"/>
         </w:rPr>
-        <w:t xml:space="preserve">##  No females - Eight inseminated females daily                      23.88 2.97</w:t>
+        <w:t xml:space="preserve">##  No females - Eight virgin females daily                           19.95 3.01</w:t>
       </w:r>
       <w:r>
         <w:br/>
@@ -5313,7 +5347,7 @@
         <w:rPr>
           <w:rStyle w:val="DocumentationTok"/>
         </w:rPr>
-        <w:t xml:space="preserve">##  One virgin female daily - Eight virgin females daily              -2.65 2.98</w:t>
+        <w:t xml:space="preserve">##  One inseminated female daily - Eight inseminated females daily    -1.28 2.98</w:t>
       </w:r>
       <w:r>
         <w:br/>
@@ -5322,7 +5356,7 @@
         <w:rPr>
           <w:rStyle w:val="DocumentationTok"/>
         </w:rPr>
-        <w:t xml:space="preserve">##  One virgin female daily - One inseminated female daily             7.02 2.97</w:t>
+        <w:t xml:space="preserve">##  One inseminated female daily - One virgin female daily             9.67 2.98</w:t>
       </w:r>
       <w:r>
         <w:br/>
@@ -5331,7 +5365,7 @@
         <w:rPr>
           <w:rStyle w:val="DocumentationTok"/>
         </w:rPr>
-        <w:t xml:space="preserve">##  One virgin female daily - Eight inseminated females daily         19.95 3.01</w:t>
+        <w:t xml:space="preserve">##  One inseminated female daily - Eight virgin females daily         22.60 2.99</w:t>
       </w:r>
       <w:r>
         <w:br/>
@@ -5340,7 +5374,7 @@
         <w:rPr>
           <w:rStyle w:val="DocumentationTok"/>
         </w:rPr>
-        <w:t xml:space="preserve">##  Eight virgin females daily - One inseminated female daily          9.67 2.98</w:t>
+        <w:t xml:space="preserve">##  Eight inseminated females daily - One virgin female daily         10.95 3.00</w:t>
       </w:r>
       <w:r>
         <w:br/>
@@ -5349,7 +5383,7 @@
         <w:rPr>
           <w:rStyle w:val="DocumentationTok"/>
         </w:rPr>
-        <w:t xml:space="preserve">##  Eight virgin females daily - Eight inseminated females daily      22.60 2.99</w:t>
+        <w:t xml:space="preserve">##  Eight inseminated females daily - Eight virgin females daily      23.88 2.97</w:t>
       </w:r>
       <w:r>
         <w:br/>
@@ -5358,7 +5392,7 @@
         <w:rPr>
           <w:rStyle w:val="DocumentationTok"/>
         </w:rPr>
-        <w:t xml:space="preserve">##  One inseminated female daily - Eight inseminated females daily    12.93 3.01</w:t>
+        <w:t xml:space="preserve">##  One virgin female daily - Eight virgin females daily              12.93 3.01</w:t>
       </w:r>
       <w:r>
         <w:br/>
@@ -5376,7 +5410,7 @@
         <w:rPr>
           <w:rStyle w:val="DocumentationTok"/>
         </w:rPr>
-        <w:t xml:space="preserve">##  119   1.311  0.6849</w:t>
+        <w:t xml:space="preserve">##  119  -0.891  0.8996</w:t>
       </w:r>
       <w:r>
         <w:br/>
@@ -5385,7 +5419,7 @@
         <w:rPr>
           <w:rStyle w:val="DocumentationTok"/>
         </w:rPr>
-        <w:t xml:space="preserve">##  119   0.428  0.9929</w:t>
+        <w:t xml:space="preserve">##  119  -1.311  0.6849</w:t>
       </w:r>
       <w:r>
         <w:br/>
@@ -5394,6 +5428,51 @@
         <w:rPr>
           <w:rStyle w:val="DocumentationTok"/>
         </w:rPr>
+        <w:t xml:space="preserve">##  119   2.361  0.1336</w:t>
+      </w:r>
+      <w:r>
+        <w:br/>
+      </w:r>
+      <w:r>
+        <w:rPr>
+          <w:rStyle w:val="DocumentationTok"/>
+        </w:rPr>
+        <w:t xml:space="preserve">##  119   6.636 &lt;0.0001</w:t>
+      </w:r>
+      <w:r>
+        <w:br/>
+      </w:r>
+      <w:r>
+        <w:rPr>
+          <w:rStyle w:val="DocumentationTok"/>
+        </w:rPr>
+        <w:t xml:space="preserve">##  119  -0.428  0.9929</w:t>
+      </w:r>
+      <w:r>
+        <w:br/>
+      </w:r>
+      <w:r>
+        <w:rPr>
+          <w:rStyle w:val="DocumentationTok"/>
+        </w:rPr>
+        <w:t xml:space="preserve">##  119   3.249  0.0129</w:t>
+      </w:r>
+      <w:r>
+        <w:br/>
+      </w:r>
+      <w:r>
+        <w:rPr>
+          <w:rStyle w:val="DocumentationTok"/>
+        </w:rPr>
+        <w:t xml:space="preserve">##  119   7.560 &lt;0.0001</w:t>
+      </w:r>
+      <w:r>
+        <w:br/>
+      </w:r>
+      <w:r>
+        <w:rPr>
+          <w:rStyle w:val="DocumentationTok"/>
+        </w:rPr>
         <w:t xml:space="preserve">##  119   3.650  0.0035</w:t>
       </w:r>
       <w:r>
@@ -5412,7 +5491,7 @@
         <w:rPr>
           <w:rStyle w:val="DocumentationTok"/>
         </w:rPr>
-        <w:t xml:space="preserve">##  119  -0.891  0.8996</w:t>
+        <w:t xml:space="preserve">##  119   4.298  0.0003</w:t>
       </w:r>
       <w:r>
         <w:br/>
@@ -5421,7 +5500,7 @@
         <w:rPr>
           <w:rStyle w:val="DocumentationTok"/>
         </w:rPr>
-        <w:t xml:space="preserve">##  119   2.361  0.1336</w:t>
+        <w:t xml:space="preserve">## </w:t>
       </w:r>
       <w:r>
         <w:br/>
@@ -5430,62 +5509,17 @@
         <w:rPr>
           <w:rStyle w:val="DocumentationTok"/>
         </w:rPr>
-        <w:t xml:space="preserve">##  119   6.636 &lt;0.0001</w:t>
-      </w:r>
-      <w:r>
-        <w:br/>
-      </w:r>
-      <w:r>
-        <w:rPr>
-          <w:rStyle w:val="DocumentationTok"/>
-        </w:rPr>
-        <w:t xml:space="preserve">##  119   3.249  0.0129</w:t>
-      </w:r>
-      <w:r>
-        <w:br/>
-      </w:r>
-      <w:r>
-        <w:rPr>
-          <w:rStyle w:val="DocumentationTok"/>
-        </w:rPr>
-        <w:t xml:space="preserve">##  119   7.560 &lt;0.0001</w:t>
-      </w:r>
-      <w:r>
-        <w:br/>
-      </w:r>
-      <w:r>
-        <w:rPr>
-          <w:rStyle w:val="DocumentationTok"/>
-        </w:rPr>
-        <w:t xml:space="preserve">##  119   4.298  0.0003</w:t>
-      </w:r>
-      <w:r>
-        <w:br/>
-      </w:r>
-      <w:r>
-        <w:rPr>
-          <w:rStyle w:val="DocumentationTok"/>
-        </w:rPr>
-        <w:t xml:space="preserve">## </w:t>
-      </w:r>
-      <w:r>
-        <w:br/>
-      </w:r>
-      <w:r>
-        <w:rPr>
-          <w:rStyle w:val="DocumentationTok"/>
-        </w:rPr>
         <w:t xml:space="preserve">## P value adjustment: tukey method for comparing a family of 5 estimates</w:t>
       </w:r>
     </w:p>
     <w:bookmarkEnd w:id="61"/>
-    <w:bookmarkStart w:id="65" w:name="partridge-example-pairwise-comparisons-1"/>
+    <w:bookmarkStart w:id="65" w:name="X76a7311d4a9961f3b0226ba629c8a3c5742acf9"/>
     <w:p>
       <w:pPr>
         <w:pStyle w:val="Heading2"/>
       </w:pPr>
       <w:r>
-        <w:t xml:space="preserve">Partridge Example: Pairwise Comparisons</w:t>
+        <w:t xml:space="preserve">Partridge Example: Pairwise Comparisons — Compact Letters</w:t>
       </w:r>
     </w:p>
     <w:p>
@@ -7879,7 +7913,7 @@
       </w:r>
     </w:p>
     <w:bookmarkEnd w:id="85"/>
-    <w:bookmarkStart w:id="86" w:name="writing-up-ancova-results"/>
+    <w:bookmarkStart w:id="89" w:name="writing-up-ancova-results"/>
     <w:p>
       <w:pPr>
         <w:pStyle w:val="Heading2"/>
@@ -7913,7 +7947,7 @@
         <w:pStyle w:val="BlockText"/>
       </w:pPr>
       <w:r>
-        <w:t xml:space="preserve">“We analyzed the effects of mating strategy on male fruitfly longevity using analysis of covariance (ANCOVA), with thorax length as a covariate. Before conducting the main analysis, we tested the homogeneity of slopes assumption and found no significant interaction between treatment and thorax length (F₄,₁₁₅ = xxx , indicating that the effect of body size on longevity was consistent across treatments.</w:t>
+        <w:t xml:space="preserve">“We analyzed the effects of mating opportunity on male fruitfly longevity using analysis of covariance (ANCOVA), with thorax length as a covariate. Before conducting the main analysis, we tested the homogeneity-of-slopes assumption and found no significant treatment × thorax length interaction (F₄,₁₁₅ = 0.09, P = 0.98), indicating that the effect of body size on longevity was consistent across treatments.</w:t>
       </w:r>
     </w:p>
     <w:p>
@@ -7921,7 +7955,7 @@
         <w:pStyle w:val="BlockText"/>
       </w:pPr>
       <w:r>
-        <w:t xml:space="preserve">The ANCOVA revealed significant effects of both treatment (F₄,₁₁₉ = xxxx and thorax length (F₁,₁₁₉ = xxxx, P &lt; 0.001) on longevity. Thorax length was positively associated with longevity…</w:t>
+        <w:t xml:space="preserve">The ANCOVA revealed significant effects of both treatment (F₄,₁₁₉ = 21.75, P &lt; 0.001) and thorax length (F₁,₁₁₉ = 119.22, P &lt; 0.001) on longevity. Thorax length was positively associated with longevity.</w:t>
       </w:r>
     </w:p>
     <w:p>
@@ -7929,35 +7963,203 @@
         <w:pStyle w:val="BlockText"/>
       </w:pPr>
       <w:r>
-        <w:t xml:space="preserve">After adjusting for body size, males with no female partners lived significantly longer (adjusted mean ± SE: xxxx` days) than males in any other treatment group. Pairwise comparisons using Tukey’s HSD test indicated significant differences between most treatment groups (P &lt; 0.05) except between the</w:t>
-      </w:r>
-      <w:r>
-        <w:t xml:space="preserve"> </w:t>
-      </w:r>
-      <w:r>
-        <w:t xml:space="preserve">‘One virgin female’</w:t>
-      </w:r>
-      <w:r>
-        <w:t xml:space="preserve"> </w:t>
-      </w:r>
-      <w:r>
-        <w:t xml:space="preserve">and</w:t>
-      </w:r>
-      <w:r>
-        <w:t xml:space="preserve"> </w:t>
-      </w:r>
-      <w:r>
-        <w:t xml:space="preserve">‘One inseminated female’</w:t>
-      </w:r>
-      <w:r>
-        <w:t xml:space="preserve"> </w:t>
-      </w:r>
-      <w:r>
-        <w:t xml:space="preserve">groups (P = x).”</w:t>
-      </w:r>
-    </w:p>
-    <w:bookmarkEnd w:id="86"/>
-    <w:bookmarkStart w:id="90" w:name="publication-quality-figure"/>
+        <w:t xml:space="preserve">After adjusting for body size, longevity declined with the number of</w:t>
+      </w:r>
+      <w:r>
+        <w:t xml:space="preserve"> </w:t>
+      </w:r>
+      <w:r>
+        <w:rPr>
+          <w:i/>
+          <w:iCs/>
+        </w:rPr>
+        <w:t xml:space="preserve">virgin</w:t>
+      </w:r>
+      <w:r>
+        <w:t xml:space="preserve"> </w:t>
+      </w:r>
+      <w:r>
+        <w:t xml:space="preserve">females a male was housed with (adjusted mean ± SE: 54.5 ± 2.11 days for one virgin female and 41.6 ± 2.12 days for eight, versus 61.5 ± 2.11 days for males housed alone). Males housed with</w:t>
+      </w:r>
+      <w:r>
+        <w:t xml:space="preserve"> </w:t>
+      </w:r>
+      <w:r>
+        <w:rPr>
+          <w:b/>
+          <w:bCs/>
+        </w:rPr>
+        <w:t xml:space="preserve">inseminated</w:t>
+      </w:r>
+      <w:r>
+        <w:t xml:space="preserve"> </w:t>
+      </w:r>
+      <w:r>
+        <w:t xml:space="preserve">females — which do not mate — did not differ from males housed alone (64.2 ± 2.10 and 65.4 ± 2.11 days; Tukey P = 0.90 and P = 0.68). Six of the ten pairwise comparisons were significant at P &lt; 0.05; the four that were not all involved comparisons among the no-female and inseminated-female groups.”</w:t>
+      </w:r>
+    </w:p>
+    <w:tbl>
+      <w:tblPr>
+        <w:tblStyle w:val="Table"/>
+        <w:tblLook w:firstRow="0" w:lastRow="0" w:firstColumn="0" w:lastColumn="0" w:noHBand="0" w:noVBand="0" w:val="0000"/>
+        <w:tblBorders>
+          <w:top w:val="single" w:sz="4" w:space="0" w:color="CC1914"/>
+          <w:left w:val="single" w:sz="24" w:space="0" w:color="CC1914"/>
+          <w:bottom w:val="single" w:sz="4" w:space="0" w:color="CC1914"/>
+          <w:right w:val="single" w:sz="4" w:space="0" w:color="CC1914"/>
+        </w:tblBorders>
+        <w:tblCellMar>
+          <w:left w:w="144" w:type="dxa"/>
+          <w:right w:w="144" w:type="dxa"/>
+        </w:tblCellMar>
+        <w:tblLook w:firstRow="0" w:lastRow="0" w:firstColumn="0" w:lastColumn="0" w:noHBand="0" w:noVBand="0" w:val="0000"/>
+      </w:tblPr>
+      <w:tr>
+        <w:trPr>
+          <w:cantSplit/>
+        </w:trPr>
+        <w:tc>
+          <w:tcPr>
+            <w:shd w:color="auto" w:fill="f7dddc" w:val="clear"/>
+            <w:tcMar>
+              <w:top w:w="92" w:type="dxa"/>
+              <w:bottom w:w="92" w:type="dxa"/>
+            </w:tcMar>
+          </w:tcPr>
+          <w:p>
+            <w:pPr>
+              <w:pStyle w:val="FirstParagraph"/>
+            </w:pPr>
+            <w:pPr>
+              <w:spacing w:before="0" w:after="0"/>
+              <w:textAlignment w:val="center"/>
+            </w:pPr>
+            <w:r>
+              <w:drawing>
+                <wp:inline>
+                  <wp:extent cx="152400" cy="152400"/>
+                  <wp:effectExtent b="0" l="0" r="0" t="0"/>
+                  <wp:docPr descr="" title="" id="87" name="Picture"/>
+                  <a:graphic>
+                    <a:graphicData uri="http://schemas.openxmlformats.org/drawingml/2006/picture">
+                      <pic:pic>
+                        <pic:nvPicPr>
+                          <pic:cNvPr descr="/Applications/Positron.app/Contents/Resources/app/quarto/share/formats/docx/important.png" id="88" name="Picture"/>
+                          <pic:cNvPicPr>
+                            <a:picLocks noChangeArrowheads="1" noChangeAspect="1"/>
+                          </pic:cNvPicPr>
+                        </pic:nvPicPr>
+                        <pic:blipFill>
+                          <a:blip r:embed="rId86"/>
+                          <a:stretch>
+                            <a:fillRect/>
+                          </a:stretch>
+                        </pic:blipFill>
+                        <pic:spPr bwMode="auto">
+                          <a:xfrm>
+                            <a:off x="0" y="0"/>
+                            <a:ext cx="152400" cy="152400"/>
+                          </a:xfrm>
+                          <a:prstGeom prst="rect">
+                            <a:avLst/>
+                          </a:prstGeom>
+                          <a:noFill/>
+                          <a:ln w="9525">
+                            <a:noFill/>
+                            <a:headEnd/>
+                            <a:tailEnd/>
+                          </a:ln>
+                        </pic:spPr>
+                      </pic:pic>
+                    </a:graphicData>
+                  </a:graphic>
+                </wp:inline>
+              </w:drawing>
+            </w:r>
+            <w:r>
+              <w:t xml:space="preserve"> </w:t>
+            </w:r>
+            <w:r>
+              <w:t xml:space="preserve"> </w:t>
+            </w:r>
+            <w:r>
+              <w:t xml:space="preserve">Important</w:t>
+            </w:r>
+          </w:p>
+        </w:tc>
+      </w:tr>
+      <w:tr>
+        <w:trPr>
+          <w:cantSplit/>
+        </w:trPr>
+        <w:tc>
+          <w:tcPr>
+            <w:tcMar>
+              <w:top w:w="108" w:type="dxa"/>
+              <w:bottom w:w="108" w:type="dxa"/>
+            </w:tcMar>
+          </w:tcPr>
+          <w:p>
+            <w:pPr>
+              <w:pStyle w:val="BodyText"/>
+            </w:pPr>
+            <w:pPr>
+              <w:spacing w:before="16"/>
+            </w:pPr>
+            <w:r>
+              <w:rPr>
+                <w:b/>
+                <w:bCs/>
+              </w:rPr>
+              <w:t xml:space="preserve">⚠️ Why the inseminated-female groups are the point of the design</w:t>
+            </w:r>
+          </w:p>
+          <w:p>
+            <w:pPr>
+              <w:pStyle w:val="BodyText"/>
+            </w:pPr>
+            <w:pPr>
+              <w:spacing w:after="16"/>
+            </w:pPr>
+            <w:r>
+              <w:t xml:space="preserve">Newly inseminated females will not mate. Males housed with them get the</w:t>
+            </w:r>
+            <w:r>
+              <w:t xml:space="preserve"> </w:t>
+            </w:r>
+            <w:r>
+              <w:rPr>
+                <w:i/>
+                <w:iCs/>
+              </w:rPr>
+              <w:t xml:space="preserve">presence</w:t>
+            </w:r>
+            <w:r>
+              <w:t xml:space="preserve"> </w:t>
+            </w:r>
+            <w:r>
+              <w:t xml:space="preserve">of females without the</w:t>
+            </w:r>
+            <w:r>
+              <w:t xml:space="preserve"> </w:t>
+            </w:r>
+            <w:r>
+              <w:rPr>
+                <w:i/>
+                <w:iCs/>
+              </w:rPr>
+              <w:t xml:space="preserve">mating</w:t>
+            </w:r>
+            <w:r>
+              <w:t xml:space="preserve">. Those groups are the control that isolates the cost of mating itself from the cost of simply having company — and they show no reduction in longevity at all.</w:t>
+            </w:r>
+          </w:p>
+          <w:p/>
+        </w:tc>
+      </w:tr>
+    </w:tbl>
+    <w:bookmarkEnd w:id="89"/>
+    <w:bookmarkStart w:id="93" w:name="publication-quality-figure"/>
     <w:p>
       <w:pPr>
         <w:pStyle w:val="Heading2"/>
@@ -7975,18 +8177,18 @@
           <wp:inline>
             <wp:extent cx="2293645" cy="2293645"/>
             <wp:effectExtent b="0" l="0" r="0" t="0"/>
-            <wp:docPr descr="" title="" id="88" name="Picture"/>
+            <wp:docPr descr="" title="" id="91" name="Picture"/>
             <a:graphic>
               <a:graphicData uri="http://schemas.openxmlformats.org/drawingml/2006/picture">
                 <pic:pic>
                   <pic:nvPicPr>
-                    <pic:cNvPr descr="ancova_lecture_files/figure-docx/l15-19-1.png" id="89" name="Picture"/>
+                    <pic:cNvPr descr="ancova_lecture_files/figure-docx/l15-19-1.png" id="92" name="Picture"/>
                     <pic:cNvPicPr>
                       <a:picLocks noChangeArrowheads="1" noChangeAspect="1"/>
                     </pic:cNvPicPr>
                   </pic:nvPicPr>
                   <pic:blipFill>
-                    <a:blip r:embed="rId87"/>
+                    <a:blip r:embed="rId90"/>
                     <a:stretch>
                       <a:fillRect/>
                     </a:stretch>
@@ -8013,8 +8215,8 @@
         </w:drawing>
       </w:r>
     </w:p>
-    <w:bookmarkEnd w:id="90"/>
-    <w:bookmarkStart w:id="91" w:name="summary"/>
+    <w:bookmarkEnd w:id="93"/>
+    <w:bookmarkStart w:id="94" w:name="summary"/>
     <w:p>
       <w:pPr>
         <w:pStyle w:val="Heading2"/>
@@ -8322,7 +8524,7 @@
         <w:t xml:space="preserve">Homogeneity of regression slopes (The most important one!)</w:t>
       </w:r>
     </w:p>
-    <w:bookmarkEnd w:id="91"/>
+    <w:bookmarkEnd w:id="94"/>
     <w:sectPr>
       <w:footnotePr>
         <w:numRestart w:val="eachSect"/>

--- a/docs/content/ancova/ancova_lecture.docx
+++ b/docs/content/ancova/ancova_lecture.docx
@@ -8526,6 +8526,8 @@
     </w:p>
     <w:bookmarkEnd w:id="94"/>
     <w:sectPr>
+      <w:pgSz w:h="15840" w:w="12240"/>
+      <w:pgMar w:bottom="720" w:footer="360" w:gutter="0" w:header="360" w:left="1008" w:right="720" w:top="720"/>
       <w:footnotePr>
         <w:numRestart w:val="eachSect"/>
       </w:footnotePr>
@@ -9148,7 +9150,7 @@
     </w:rPrDefault>
     <w:pPrDefault>
       <w:pPr>
-        <w:spacing w:after="100"/>
+        <w:spacing w:after="100" w:before="0"/>
       </w:pPr>
     </w:pPrDefault>
   </w:docDefaults>
@@ -9163,7 +9165,7 @@
     <w:link w:val="BodyTextChar"/>
     <w:qFormat/>
     <w:pPr>
-      <w:spacing w:after="90" w:before="90"/>
+      <w:spacing w:after="90" w:before="0"/>
     </w:pPr>
   </w:style>
   <w:style w:customStyle="1" w:styleId="FirstParagraph" w:type="paragraph">
@@ -9177,7 +9179,7 @@
     <w:basedOn w:val="BodyText"/>
     <w:qFormat/>
     <w:pPr>
-      <w:spacing w:after="20" w:before="20"/>
+      <w:spacing w:after="20" w:before="0"/>
     </w:pPr>
   </w:style>
   <w:style w:styleId="Title" w:type="paragraph">
@@ -9189,7 +9191,7 @@
     <w:qFormat/>
     <w:rsid w:val="00A10FD9"/>
     <w:pPr>
-      <w:spacing w:after="60" w:line="240" w:lineRule="auto"/>
+      <w:spacing w:after="60" w:before="0" w:line="240" w:lineRule="auto"/>
       <w:contextualSpacing/>
       <w:jc w:val="center"/>
     </w:pPr>
@@ -9220,6 +9222,7 @@
     <w:qFormat/>
     <w:rsid w:val="00A10FD9"/>
     <w:pPr>
+      <w:spacing w:before="0"/>
       <w:numPr>
         <w:ilvl w:val="1"/>
       </w:numPr>
@@ -9251,6 +9254,7 @@
     <w:next w:val="BodyText"/>
     <w:qFormat/>
     <w:pPr>
+      <w:spacing w:before="0"/>
       <w:keepNext/>
       <w:keepLines/>
     </w:pPr>
@@ -9265,6 +9269,7 @@
     <w:next w:val="BodyText"/>
     <w:qFormat/>
     <w:pPr>
+      <w:spacing w:before="0"/>
       <w:keepNext/>
       <w:keepLines/>
     </w:pPr>
@@ -9281,7 +9286,7 @@
     <w:pPr>
       <w:keepNext/>
       <w:keepLines/>
-      <w:spacing w:after="0" w:before="300"/>
+      <w:spacing w:after="0" w:before="0"/>
       <w:jc w:val="center"/>
     </w:pPr>
     <w:rPr>
@@ -9298,7 +9303,7 @@
     <w:pPr>
       <w:keepNext/>
       <w:keepLines/>
-      <w:spacing w:after="300" w:before="100"/>
+      <w:spacing w:after="300" w:before="0"/>
     </w:pPr>
     <w:rPr>
       <w:sz w:val="20"/>
@@ -9324,7 +9329,7 @@
     <w:pPr>
       <w:keepNext/>
       <w:keepLines/>
-      <w:spacing w:after="60" w:before="200"/>
+      <w:spacing w:after="60" w:before="120"/>
       <w:outlineLvl w:val="0"/>
     </w:pPr>
     <w:rPr>
@@ -9347,7 +9352,7 @@
     <w:pPr>
       <w:keepNext/>
       <w:keepLines/>
-      <w:spacing w:after="50" w:before="140"/>
+      <w:spacing w:after="50" w:before="100"/>
       <w:outlineLvl w:val="1"/>
     </w:pPr>
     <w:rPr>
@@ -9370,7 +9375,7 @@
     <w:pPr>
       <w:keepNext/>
       <w:keepLines/>
-      <w:spacing w:after="40" w:before="120"/>
+      <w:spacing w:after="40" w:before="80"/>
       <w:outlineLvl w:val="2"/>
     </w:pPr>
     <w:rPr>
@@ -9416,7 +9421,7 @@
     <w:pPr>
       <w:keepNext/>
       <w:keepLines/>
-      <w:spacing w:after="40" w:before="80"/>
+      <w:spacing w:after="40" w:before="60"/>
       <w:outlineLvl w:val="4"/>
     </w:pPr>
     <w:rPr>
@@ -9437,7 +9442,7 @@
     <w:pPr>
       <w:keepNext/>
       <w:keepLines/>
-      <w:spacing w:after="0" w:before="40"/>
+      <w:spacing w:after="0" w:before="60"/>
       <w:outlineLvl w:val="5"/>
     </w:pPr>
     <w:rPr>
@@ -9460,7 +9465,7 @@
     <w:pPr>
       <w:keepNext/>
       <w:keepLines/>
-      <w:spacing w:after="0" w:before="40"/>
+      <w:spacing w:after="0" w:before="60"/>
       <w:outlineLvl w:val="6"/>
     </w:pPr>
     <w:rPr>
@@ -9481,7 +9486,7 @@
     <w:pPr>
       <w:keepNext/>
       <w:keepLines/>
-      <w:spacing w:after="0"/>
+      <w:spacing w:after="0" w:before="60"/>
       <w:outlineLvl w:val="7"/>
     </w:pPr>
     <w:rPr>
@@ -9504,7 +9509,7 @@
     <w:pPr>
       <w:keepNext/>
       <w:keepLines/>
-      <w:spacing w:after="0"/>
+      <w:spacing w:after="0" w:before="60"/>
       <w:outlineLvl w:val="8"/>
     </w:pPr>
     <w:rPr>
@@ -9639,7 +9644,7 @@
     <w:unhideWhenUsed/>
     <w:qFormat/>
     <w:pPr>
-      <w:spacing w:after="50" w:before="50"/>
+      <w:spacing w:after="50" w:before="0"/>
       <w:ind w:firstLine="0" w:left="480" w:right="480"/>
     </w:pPr>
   </w:style>
@@ -9659,7 +9664,7 @@
     <w:unhideWhenUsed/>
     <w:qFormat/>
     <w:pPr>
-      <w:spacing w:after="100" w:before="100"/>
+      <w:spacing w:after="100" w:before="0"/>
       <w:ind w:firstLine="0" w:left="480" w:right="480"/>
     </w:pPr>
   </w:style>
@@ -9706,7 +9711,7 @@
     <w:pPr>
       <w:keepNext/>
       <w:keepLines/>
-      <w:spacing w:after="0"/>
+      <w:spacing w:after="0" w:before="0"/>
     </w:pPr>
     <w:rPr>
       <w:b/>
@@ -9731,6 +9736,7 @@
     <w:name w:val="Table Caption"/>
     <w:basedOn w:val="Caption"/>
     <w:pPr>
+      <w:spacing w:before="0"/>
       <w:keepNext/>
     </w:pPr>
   </w:style>
@@ -9746,6 +9752,7 @@
     <w:name w:val="Captioned Figure"/>
     <w:basedOn w:val="Figure"/>
     <w:pPr>
+      <w:spacing w:before="0"/>
       <w:keepNext/>
     </w:pPr>
   </w:style>
@@ -9788,7 +9795,7 @@
     <w:unhideWhenUsed/>
     <w:qFormat/>
     <w:pPr>
-      <w:spacing w:before="240" w:line="259" w:lineRule="auto"/>
+      <w:spacing w:before="0" w:line="259" w:lineRule="auto"/>
       <w:outlineLvl w:val="9"/>
     </w:pPr>
     <w:rPr>
